--- a/M&A/カンテサンス/意向表明書_カンテサンス_ドラフト.docx
+++ b/M&A/カンテサンス/意向表明書_カンテサンス_ドラフト.docx
@@ -614,7 +614,7 @@
                 <w:sz w:val="20"/>
                 <w:szCs w:val="20"/>
               </w:rPr>
-              <w:t xml:space="preserve">直近業績</w:t>
+              <w:t xml:space="preserve">グループ会社</w:t>
             </w:r>
           </w:p>
         </w:tc>
@@ -639,7 +639,7 @@
                 <w:sz w:val="20"/>
                 <w:szCs w:val="20"/>
               </w:rPr>
-              <w:t xml:space="preserve">【要ご記入：直近期の売上高・営業利益・純資産】</w:t>
+              <w:t xml:space="preserve">株式会社アピシウス（2024年6月取得）。東京・有楽町にて高級フレンチレストランを運営。詳細は本書13項をご参照ください。</w:t>
             </w:r>
           </w:p>
         </w:tc>
@@ -669,6 +669,61 @@
                 <w:sz w:val="20"/>
                 <w:szCs w:val="20"/>
               </w:rPr>
+              <w:t xml:space="preserve">直近業績</w:t>
+            </w:r>
+          </w:p>
+        </w:tc>
+        <w:tc>
+          <w:tcPr>
+            <w:tcW w:type="dxa" w:w="7300"/>
+            <w:tcMar>
+              <w:top w:type="dxa" w:w="70"/>
+              <w:left w:type="dxa" w:w="110"/>
+              <w:bottom w:type="dxa" w:w="70"/>
+              <w:right w:type="dxa" w:w="110"/>
+            </w:tcMar>
+          </w:tcPr>
+          <w:p>
+            <w:pPr>
+              <w:spacing w:after="0" w:line="280"/>
+              <w:jc w:val="left"/>
+            </w:pPr>
+            <w:r>
+              <w:rPr>
+                <w:rFonts w:ascii="Century" w:eastAsia="ＭＳ 明朝" w:hAnsi="Century"/>
+                <w:sz w:val="20"/>
+                <w:szCs w:val="20"/>
+              </w:rPr>
+              <w:t xml:space="preserve">【要ご記入：直近期の売上高・営業利益・純資産】</w:t>
+            </w:r>
+          </w:p>
+        </w:tc>
+      </w:tr>
+      <w:tr>
+        <w:trPr>
+          <w:cantSplit/>
+        </w:trPr>
+        <w:tc>
+          <w:tcPr>
+            <w:tcW w:type="dxa" w:w="1900"/>
+            <w:tcMar>
+              <w:top w:type="dxa" w:w="70"/>
+              <w:left w:type="dxa" w:w="110"/>
+              <w:bottom w:type="dxa" w:w="70"/>
+              <w:right w:type="dxa" w:w="110"/>
+            </w:tcMar>
+          </w:tcPr>
+          <w:p>
+            <w:pPr>
+              <w:spacing w:after="0" w:line="280"/>
+              <w:jc w:val="left"/>
+            </w:pPr>
+            <w:r>
+              <w:rPr>
+                <w:rFonts w:ascii="Century" w:eastAsia="ＭＳ 明朝" w:hAnsi="Century"/>
+                <w:sz w:val="20"/>
+                <w:szCs w:val="20"/>
+              </w:rPr>
               <w:t xml:space="preserve">URL</w:t>
             </w:r>
           </w:p>
@@ -931,7 +986,7 @@
           <w:sz w:val="21"/>
           <w:szCs w:val="21"/>
         </w:rPr>
-        <w:t xml:space="preserve">① 後継料理長の招聘：当社は、ティエリー・マルクス氏（2027年4月開業予定のレストラン事業において協業）およびフランス本国のシェフネットワークを有しております。本ご案内および初期開示資料において、後継シェフの招聘が本件の重要な論点とされていることを踏まえ、当社はこの課題に対して具体的な解を提供できる買主であると考えております。</w:t>
+        <w:t xml:space="preserve">① 後継料理長の招聘：当社は、ティエリー・マルクス氏（2027年4月開業予定のレストラン事業において協業）およびフランス本国のシェフネットワークを有しております。本ご案内および初期開示資料において、後継シェフの招聘が本件の重要な論点とされていることを踏まえ、当社はこの課題に対して具体的な解を提供できる買主であると考えております。加えて、当社は株式会社アピシウスにおいて高級レストランの運営を現に行っており、料理人の方々のネットワークを実務として有しております。</w:t>
       </w:r>
     </w:p>
     <w:p>
@@ -1071,6 +1126,19 @@
     </w:p>
     <w:p>
       <w:pPr>
+        <w:spacing w:after="120" w:before="0" w:line="300"/>
+      </w:pPr>
+      <w:r>
+        <w:rPr>
+          <w:rFonts w:ascii="Century" w:eastAsia="ＭＳ 明朝" w:hAnsi="Century"/>
+          <w:sz w:val="21"/>
+          <w:szCs w:val="21"/>
+        </w:rPr>
+        <w:t xml:space="preserve">当社は、2024年6月に取得した株式会社アピシウスにおいて、高級レストランの承継を実際に経験しております。そこで得た最も重要な教訓は、店の価値を支えているのは人と長年積み重ねられた運営であり、外部から急いで手を入れるべきではないということです。</w:t>
+      </w:r>
+    </w:p>
+    <w:p>
+      <w:pPr>
         <w:spacing w:after="100" w:before="0" w:line="300"/>
       </w:pPr>
       <w:r>
@@ -1355,6 +1423,19 @@
           <w:szCs w:val="21"/>
         </w:rPr>
         <w:t xml:space="preserve">支配人1名、キッチン13名、サービス7名の計22名の皆様について、給与・賞与・役職・勤務条件のいずれについても、譲受を理由とする不利益な変更は行いません。雇用はそのまま承継いたします。</w:t>
+      </w:r>
+    </w:p>
+    <w:p>
+      <w:pPr>
+        <w:spacing w:after="120" w:before="0" w:line="300"/>
+      </w:pPr>
+      <w:r>
+        <w:rPr>
+          <w:rFonts w:ascii="Century" w:eastAsia="ＭＳ 明朝" w:hAnsi="Century"/>
+          <w:sz w:val="21"/>
+          <w:szCs w:val="21"/>
+        </w:rPr>
+        <w:t xml:space="preserve">これは方針の表明にとどまるものではございません。当社は、株式会社アピシウスの取得に際しても、幹部メンバーの全員に継続してご勤務いただいております。加えて、同社においてはサービス残業を撤廃し、12月の繁忙期を除き残業そのものが発生しない体制を実現いたしました。対象会社におきましても、同様の方針で臨む所存です。</w:t>
       </w:r>
     </w:p>
     <w:p>
@@ -5732,7 +5813,7 @@
           <w:sz w:val="21"/>
           <w:szCs w:val="21"/>
         </w:rPr>
-        <w:t xml:space="preserve">(1) 当社をご選定いただきたい理由</w:t>
+        <w:t xml:space="preserve">(1) 当社の実績 ― 株式会社アピシウスの承継</w:t>
       </w:r>
     </w:p>
     <w:p>
@@ -5745,8 +5826,333 @@
           <w:sz w:val="21"/>
           <w:szCs w:val="21"/>
         </w:rPr>
-        <w:t xml:space="preserve">本ご案内および貴社からのご回答において、後継となる料理長の招聘が本件の重要な論点とされていることを承知しております。これは、価格の多寡によって解決される性質の課題ではないと当社は考えております。</w:t>
-      </w:r>
+        <w:t xml:space="preserve">当社は、2024年6月に、東京・有楽町の高級フレンチレストランを運営する株式会社アピシウスを取得いたしました。同社は創業から40年を超える老舗でしたが、39年間にわたり赤字が続き、40年目にようやく黒字化したという状況にございました。</w:t>
+      </w:r>
+    </w:p>
+    <w:p>
+      <w:pPr>
+        <w:spacing w:after="100" w:before="0" w:line="300"/>
+      </w:pPr>
+      <w:r>
+        <w:rPr>
+          <w:rFonts w:ascii="Century" w:eastAsia="ＭＳ 明朝" w:hAnsi="Century"/>
+          <w:sz w:val="21"/>
+          <w:szCs w:val="21"/>
+        </w:rPr>
+        <w:t xml:space="preserve">取得から2年が経過した現在、同社の状況は次のとおりです。</w:t>
+      </w:r>
+    </w:p>
+    <w:tbl>
+      <w:tblPr>
+        <w:tblW w:type="dxa" w:w="9200"/>
+        <w:tblBorders>
+          <w:top w:val="single" w:color="BFBFBF" w:sz="4"/>
+          <w:left w:val="single" w:color="BFBFBF" w:sz="4"/>
+          <w:bottom w:val="single" w:color="BFBFBF" w:sz="4"/>
+          <w:right w:val="single" w:color="BFBFBF" w:sz="4"/>
+          <w:insideH w:val="single" w:color="BFBFBF" w:sz="4"/>
+          <w:insideV w:val="single" w:color="BFBFBF" w:sz="4"/>
+        </w:tblBorders>
+      </w:tblPr>
+      <w:tblGrid>
+        <w:gridCol w:w="2600"/>
+        <w:gridCol w:w="6600"/>
+      </w:tblGrid>
+      <w:tr>
+        <w:trPr>
+          <w:cantSplit/>
+        </w:trPr>
+        <w:tc>
+          <w:tcPr>
+            <w:tcW w:type="dxa" w:w="2600"/>
+            <w:shd w:fill="F2F2F2" w:color="auto" w:val="clear"/>
+            <w:tcMar>
+              <w:top w:type="dxa" w:w="70"/>
+              <w:left w:type="dxa" w:w="110"/>
+              <w:bottom w:type="dxa" w:w="70"/>
+              <w:right w:type="dxa" w:w="110"/>
+            </w:tcMar>
+          </w:tcPr>
+          <w:p>
+            <w:pPr>
+              <w:spacing w:after="0" w:line="280"/>
+              <w:jc w:val="left"/>
+            </w:pPr>
+            <w:r>
+              <w:rPr>
+                <w:rFonts w:ascii="Century" w:eastAsia="ＭＳ 明朝" w:hAnsi="Century"/>
+                <w:b/>
+                <w:bCs/>
+                <w:sz w:val="20"/>
+                <w:szCs w:val="20"/>
+              </w:rPr>
+              <w:t xml:space="preserve">売上高</w:t>
+            </w:r>
+          </w:p>
+        </w:tc>
+        <w:tc>
+          <w:tcPr>
+            <w:tcW w:type="dxa" w:w="6600"/>
+            <w:tcMar>
+              <w:top w:type="dxa" w:w="70"/>
+              <w:left w:type="dxa" w:w="110"/>
+              <w:bottom w:type="dxa" w:w="70"/>
+              <w:right w:type="dxa" w:w="110"/>
+            </w:tcMar>
+          </w:tcPr>
+          <w:p>
+            <w:pPr>
+              <w:spacing w:after="0" w:line="280"/>
+              <w:jc w:val="left"/>
+            </w:pPr>
+            <w:r>
+              <w:rPr>
+                <w:rFonts w:ascii="Century" w:eastAsia="ＭＳ 明朝" w:hAnsi="Century"/>
+                <w:sz w:val="20"/>
+                <w:szCs w:val="20"/>
+              </w:rPr>
+              <w:t xml:space="preserve">取得前比 30%増</w:t>
+            </w:r>
+          </w:p>
+        </w:tc>
+      </w:tr>
+      <w:tr>
+        <w:trPr>
+          <w:cantSplit/>
+        </w:trPr>
+        <w:tc>
+          <w:tcPr>
+            <w:tcW w:type="dxa" w:w="2600"/>
+            <w:shd w:fill="F2F2F2" w:color="auto" w:val="clear"/>
+            <w:tcMar>
+              <w:top w:type="dxa" w:w="70"/>
+              <w:left w:type="dxa" w:w="110"/>
+              <w:bottom w:type="dxa" w:w="70"/>
+              <w:right w:type="dxa" w:w="110"/>
+            </w:tcMar>
+          </w:tcPr>
+          <w:p>
+            <w:pPr>
+              <w:spacing w:after="0" w:line="280"/>
+              <w:jc w:val="left"/>
+            </w:pPr>
+            <w:r>
+              <w:rPr>
+                <w:rFonts w:ascii="Century" w:eastAsia="ＭＳ 明朝" w:hAnsi="Century"/>
+                <w:b/>
+                <w:bCs/>
+                <w:sz w:val="20"/>
+                <w:szCs w:val="20"/>
+              </w:rPr>
+              <w:t xml:space="preserve">利益</w:t>
+            </w:r>
+          </w:p>
+        </w:tc>
+        <w:tc>
+          <w:tcPr>
+            <w:tcW w:type="dxa" w:w="6600"/>
+            <w:tcMar>
+              <w:top w:type="dxa" w:w="70"/>
+              <w:left w:type="dxa" w:w="110"/>
+              <w:bottom w:type="dxa" w:w="70"/>
+              <w:right w:type="dxa" w:w="110"/>
+            </w:tcMar>
+          </w:tcPr>
+          <w:p>
+            <w:pPr>
+              <w:spacing w:after="0" w:line="280"/>
+              <w:jc w:val="left"/>
+            </w:pPr>
+            <w:r>
+              <w:rPr>
+                <w:rFonts w:ascii="Century" w:eastAsia="ＭＳ 明朝" w:hAnsi="Century"/>
+                <w:sz w:val="20"/>
+                <w:szCs w:val="20"/>
+              </w:rPr>
+              <w:t xml:space="preserve">取得前比 250%超の増加</w:t>
+            </w:r>
+          </w:p>
+        </w:tc>
+      </w:tr>
+      <w:tr>
+        <w:trPr>
+          <w:cantSplit/>
+        </w:trPr>
+        <w:tc>
+          <w:tcPr>
+            <w:tcW w:type="dxa" w:w="2600"/>
+            <w:shd w:fill="F2F2F2" w:color="auto" w:val="clear"/>
+            <w:tcMar>
+              <w:top w:type="dxa" w:w="70"/>
+              <w:left w:type="dxa" w:w="110"/>
+              <w:bottom w:type="dxa" w:w="70"/>
+              <w:right w:type="dxa" w:w="110"/>
+            </w:tcMar>
+          </w:tcPr>
+          <w:p>
+            <w:pPr>
+              <w:spacing w:after="0" w:line="280"/>
+              <w:jc w:val="left"/>
+            </w:pPr>
+            <w:r>
+              <w:rPr>
+                <w:rFonts w:ascii="Century" w:eastAsia="ＭＳ 明朝" w:hAnsi="Century"/>
+                <w:b/>
+                <w:bCs/>
+                <w:sz w:val="20"/>
+                <w:szCs w:val="20"/>
+              </w:rPr>
+              <w:t xml:space="preserve">幹部メンバー</w:t>
+            </w:r>
+          </w:p>
+        </w:tc>
+        <w:tc>
+          <w:tcPr>
+            <w:tcW w:type="dxa" w:w="6600"/>
+            <w:tcMar>
+              <w:top w:type="dxa" w:w="70"/>
+              <w:left w:type="dxa" w:w="110"/>
+              <w:bottom w:type="dxa" w:w="70"/>
+              <w:right w:type="dxa" w:w="110"/>
+            </w:tcMar>
+          </w:tcPr>
+          <w:p>
+            <w:pPr>
+              <w:spacing w:after="0" w:line="280"/>
+              <w:jc w:val="left"/>
+            </w:pPr>
+            <w:r>
+              <w:rPr>
+                <w:rFonts w:ascii="Century" w:eastAsia="ＭＳ 明朝" w:hAnsi="Century"/>
+                <w:sz w:val="20"/>
+                <w:szCs w:val="20"/>
+              </w:rPr>
+              <w:t xml:space="preserve">全員が継続して勤務。経営陣の入替えは行っておりません。</w:t>
+            </w:r>
+          </w:p>
+        </w:tc>
+      </w:tr>
+      <w:tr>
+        <w:trPr>
+          <w:cantSplit/>
+        </w:trPr>
+        <w:tc>
+          <w:tcPr>
+            <w:tcW w:type="dxa" w:w="2600"/>
+            <w:shd w:fill="F2F2F2" w:color="auto" w:val="clear"/>
+            <w:tcMar>
+              <w:top w:type="dxa" w:w="70"/>
+              <w:left w:type="dxa" w:w="110"/>
+              <w:bottom w:type="dxa" w:w="70"/>
+              <w:right w:type="dxa" w:w="110"/>
+            </w:tcMar>
+          </w:tcPr>
+          <w:p>
+            <w:pPr>
+              <w:spacing w:after="0" w:line="280"/>
+              <w:jc w:val="left"/>
+            </w:pPr>
+            <w:r>
+              <w:rPr>
+                <w:rFonts w:ascii="Century" w:eastAsia="ＭＳ 明朝" w:hAnsi="Century"/>
+                <w:b/>
+                <w:bCs/>
+                <w:sz w:val="20"/>
+                <w:szCs w:val="20"/>
+              </w:rPr>
+              <w:t xml:space="preserve">労働環境</w:t>
+            </w:r>
+          </w:p>
+        </w:tc>
+        <w:tc>
+          <w:tcPr>
+            <w:tcW w:type="dxa" w:w="6600"/>
+            <w:tcMar>
+              <w:top w:type="dxa" w:w="70"/>
+              <w:left w:type="dxa" w:w="110"/>
+              <w:bottom w:type="dxa" w:w="70"/>
+              <w:right w:type="dxa" w:w="110"/>
+            </w:tcMar>
+          </w:tcPr>
+          <w:p>
+            <w:pPr>
+              <w:spacing w:after="0" w:line="280"/>
+              <w:jc w:val="left"/>
+            </w:pPr>
+            <w:r>
+              <w:rPr>
+                <w:rFonts w:ascii="Century" w:eastAsia="ＭＳ 明朝" w:hAnsi="Century"/>
+                <w:sz w:val="20"/>
+                <w:szCs w:val="20"/>
+              </w:rPr>
+              <w:t xml:space="preserve">サービス残業を撤廃。12月の繁忙期を除き、残業そのものが発生しない体制を構築いたしました。</w:t>
+            </w:r>
+          </w:p>
+        </w:tc>
+      </w:tr>
+      <w:tr>
+        <w:trPr>
+          <w:cantSplit/>
+        </w:trPr>
+        <w:tc>
+          <w:tcPr>
+            <w:tcW w:type="dxa" w:w="2600"/>
+            <w:shd w:fill="F2F2F2" w:color="auto" w:val="clear"/>
+            <w:tcMar>
+              <w:top w:type="dxa" w:w="70"/>
+              <w:left w:type="dxa" w:w="110"/>
+              <w:bottom w:type="dxa" w:w="70"/>
+              <w:right w:type="dxa" w:w="110"/>
+            </w:tcMar>
+          </w:tcPr>
+          <w:p>
+            <w:pPr>
+              <w:spacing w:after="0" w:line="280"/>
+              <w:jc w:val="left"/>
+            </w:pPr>
+            <w:r>
+              <w:rPr>
+                <w:rFonts w:ascii="Century" w:eastAsia="ＭＳ 明朝" w:hAnsi="Century"/>
+                <w:b/>
+                <w:bCs/>
+                <w:sz w:val="20"/>
+                <w:szCs w:val="20"/>
+              </w:rPr>
+              <w:t xml:space="preserve">店舗</w:t>
+            </w:r>
+          </w:p>
+        </w:tc>
+        <w:tc>
+          <w:tcPr>
+            <w:tcW w:type="dxa" w:w="6600"/>
+            <w:tcMar>
+              <w:top w:type="dxa" w:w="70"/>
+              <w:left w:type="dxa" w:w="110"/>
+              <w:bottom w:type="dxa" w:w="70"/>
+              <w:right w:type="dxa" w:w="110"/>
+            </w:tcMar>
+          </w:tcPr>
+          <w:p>
+            <w:pPr>
+              <w:spacing w:after="0" w:line="280"/>
+              <w:jc w:val="left"/>
+            </w:pPr>
+            <w:r>
+              <w:rPr>
+                <w:rFonts w:ascii="Century" w:eastAsia="ＭＳ 明朝" w:hAnsi="Century"/>
+                <w:sz w:val="20"/>
+                <w:szCs w:val="20"/>
+              </w:rPr>
+              <w:t xml:space="preserve">店内の一部改装・修繕を実施。業態および客層は変更しておりません。</w:t>
+            </w:r>
+          </w:p>
+        </w:tc>
+      </w:tr>
+    </w:tbl>
+    <w:p>
+      <w:pPr>
+        <w:spacing w:after="120"/>
+      </w:pPr>
     </w:p>
     <w:p>
       <w:pPr>
@@ -5758,7 +6164,7 @@
           <w:sz w:val="21"/>
           <w:szCs w:val="21"/>
         </w:rPr>
-        <w:t xml:space="preserve">当社は、ティエリー・マルクス氏との協業をはじめとするシェフネットワークを有しており、この課題に対して具体的な手段をご提供できる数少ない買主であると考えております。また、当社は高級ワインを本業とする事業者として、対象会社が築いてこられた仕入先との関係の価値を正しく理解し、これを損なうことなく維持する立場にあります。</w:t>
+        <w:t xml:space="preserve">当社がこの実績を通じて申し上げたいのは、収益改善の手法ではございません。「高級レストランは、引き継いでも壊れない」ということです。</w:t>
       </w:r>
     </w:p>
     <w:p>
@@ -5771,7 +6177,20 @@
           <w:sz w:val="21"/>
           <w:szCs w:val="21"/>
         </w:rPr>
-        <w:t xml:space="preserve">当社は、対象会社を短期的な収益機会として取得するものではありません。三つ星を維持し、岸田氏が築かれたものを次の世代へ引き継ぐことを、本件の目的そのものとして位置づけております。</w:t>
+        <w:t xml:space="preserve">レストランの事業承継において、譲渡された側の従業員の方々が抱かれる最大のご不安は、待遇の切下げと人員の入替えであると存じます。当社は、アピシウスにおいて、そのいずれも行わないどころか労働環境をむしろ改善したうえで、業績を大きく伸ばすことができました。対象会社の22名の皆様に対して、当社はこの実績をもってご説明申し上げることができます。</w:t>
+      </w:r>
+    </w:p>
+    <w:p>
+      <w:pPr>
+        <w:spacing w:after="160" w:before="0" w:line="300"/>
+      </w:pPr>
+      <w:r>
+        <w:rPr>
+          <w:rFonts w:ascii="Century" w:eastAsia="ＭＳ 明朝" w:hAnsi="Century"/>
+          <w:sz w:val="21"/>
+          <w:szCs w:val="21"/>
+        </w:rPr>
+        <w:t xml:space="preserve">なお、対象会社は既に高い収益性を実現されており、当社が申し上げているのは再建ではございません。必要なのは承継であり、当社は、高級レストランを実際に承継した経験を有する買主として本件に臨んでおります。</w:t>
       </w:r>
     </w:p>
     <w:p>
@@ -5786,63 +6205,46 @@
           <w:sz w:val="21"/>
           <w:szCs w:val="21"/>
         </w:rPr>
-        <w:t xml:space="preserve">(2) ご要望事項</w:t>
-      </w:r>
-    </w:p>
-    <w:p>
-      <w:pPr>
-        <w:spacing w:after="80" w:line="300"/>
-        <w:ind w:left="440" w:hanging="280"/>
-      </w:pPr>
-      <w:r>
-        <w:rPr>
-          <w:rFonts w:ascii="Century" w:eastAsia="ＭＳ 明朝" w:hAnsi="Century"/>
-          <w:sz w:val="21"/>
-          <w:szCs w:val="21"/>
-        </w:rPr>
-        <w:t xml:space="preserve">① 本ご案内Ⅳ-5に関し、本書8項に記載のとおり、資金調達に係る協議についての書面によるご承諾を賜りたくお願い申し上げます。</w:t>
-      </w:r>
-    </w:p>
-    <w:p>
-      <w:pPr>
-        <w:spacing w:after="80" w:line="300"/>
-        <w:ind w:left="440" w:hanging="280"/>
-      </w:pPr>
-      <w:r>
-        <w:rPr>
-          <w:rFonts w:ascii="Century" w:eastAsia="ＭＳ 明朝" w:hAnsi="Century"/>
-          <w:sz w:val="21"/>
-          <w:szCs w:val="21"/>
-        </w:rPr>
-        <w:t xml:space="preserve">② DDの過程において、主要仕入先との取引条件および店舗賃貸借契約に関する資料をご開示いただきたく存じます。</w:t>
-      </w:r>
-    </w:p>
-    <w:p>
-      <w:pPr>
-        <w:spacing w:after="80" w:line="300"/>
-        <w:ind w:left="440" w:hanging="280"/>
-      </w:pPr>
-      <w:r>
-        <w:rPr>
-          <w:rFonts w:ascii="Century" w:eastAsia="ＭＳ 明朝" w:hAnsi="Century"/>
-          <w:sz w:val="21"/>
-          <w:szCs w:val="21"/>
-        </w:rPr>
-        <w:t xml:space="preserve">③ 岸田氏との面談の機会を頂戴できますと幸いです。ご関与の形態および後継者に関するお考えを直接伺いたく存じます。</w:t>
-      </w:r>
-    </w:p>
-    <w:p>
-      <w:pPr>
-        <w:spacing w:after="80" w:line="300"/>
-        <w:ind w:left="440" w:hanging="280"/>
-      </w:pPr>
-      <w:r>
-        <w:rPr>
-          <w:rFonts w:ascii="Century" w:eastAsia="ＭＳ 明朝" w:hAnsi="Century"/>
-          <w:sz w:val="21"/>
-          <w:szCs w:val="21"/>
-        </w:rPr>
-        <w:t xml:space="preserve">④ 当社がDDに進む場合には、一定期間の独占交渉権を賜りたくお願い申し上げます。当社の検討体制および費用負担に鑑み、ご高配を賜れますと幸いです。</w:t>
+        <w:t xml:space="preserve">(2) 当社をご選定いただきたい理由</w:t>
+      </w:r>
+    </w:p>
+    <w:p>
+      <w:pPr>
+        <w:spacing w:after="120" w:before="0" w:line="300"/>
+      </w:pPr>
+      <w:r>
+        <w:rPr>
+          <w:rFonts w:ascii="Century" w:eastAsia="ＭＳ 明朝" w:hAnsi="Century"/>
+          <w:sz w:val="21"/>
+          <w:szCs w:val="21"/>
+        </w:rPr>
+        <w:t xml:space="preserve">本ご案内および貴社からのご回答において、後継となる料理長の招聘が本件の重要な論点とされていることを承知しております。これは、価格の多寡によって解決される性質の課題ではないと当社は考えております。</w:t>
+      </w:r>
+    </w:p>
+    <w:p>
+      <w:pPr>
+        <w:spacing w:after="120" w:before="0" w:line="300"/>
+      </w:pPr>
+      <w:r>
+        <w:rPr>
+          <w:rFonts w:ascii="Century" w:eastAsia="ＭＳ 明朝" w:hAnsi="Century"/>
+          <w:sz w:val="21"/>
+          <w:szCs w:val="21"/>
+        </w:rPr>
+        <w:t xml:space="preserve">当社は、ティエリー・マルクス氏との協業をはじめとするシェフネットワークを有しており、この課題に対して具体的な手段をご提供できる数少ない買主であると考えております。また、当社は高級ワインを本業とする事業者として、対象会社が築いてこられた仕入先との関係の価値を正しく理解し、これを損なうことなく維持する立場にあります。</w:t>
+      </w:r>
+    </w:p>
+    <w:p>
+      <w:pPr>
+        <w:spacing w:after="120" w:before="0" w:line="300"/>
+      </w:pPr>
+      <w:r>
+        <w:rPr>
+          <w:rFonts w:ascii="Century" w:eastAsia="ＭＳ 明朝" w:hAnsi="Century"/>
+          <w:sz w:val="21"/>
+          <w:szCs w:val="21"/>
+        </w:rPr>
+        <w:t xml:space="preserve">当社は、対象会社を短期的な収益機会として取得するものではありません。三つ星を維持し、岸田氏が築かれたものを次の世代へ引き継ぐことを、本件の目的そのものとして位置づけております。</w:t>
       </w:r>
     </w:p>
     <w:p>
@@ -5857,7 +6259,78 @@
           <w:sz w:val="21"/>
           <w:szCs w:val="21"/>
         </w:rPr>
-        <w:t xml:space="preserve">(3) 本書の位置づけ</w:t>
+        <w:t xml:space="preserve">(3) ご要望事項</w:t>
+      </w:r>
+    </w:p>
+    <w:p>
+      <w:pPr>
+        <w:spacing w:after="80" w:line="300"/>
+        <w:ind w:left="440" w:hanging="280"/>
+      </w:pPr>
+      <w:r>
+        <w:rPr>
+          <w:rFonts w:ascii="Century" w:eastAsia="ＭＳ 明朝" w:hAnsi="Century"/>
+          <w:sz w:val="21"/>
+          <w:szCs w:val="21"/>
+        </w:rPr>
+        <w:t xml:space="preserve">① 本ご案内Ⅳ-5に関し、本書8項に記載のとおり、資金調達に係る協議についての書面によるご承諾を賜りたくお願い申し上げます。</w:t>
+      </w:r>
+    </w:p>
+    <w:p>
+      <w:pPr>
+        <w:spacing w:after="80" w:line="300"/>
+        <w:ind w:left="440" w:hanging="280"/>
+      </w:pPr>
+      <w:r>
+        <w:rPr>
+          <w:rFonts w:ascii="Century" w:eastAsia="ＭＳ 明朝" w:hAnsi="Century"/>
+          <w:sz w:val="21"/>
+          <w:szCs w:val="21"/>
+        </w:rPr>
+        <w:t xml:space="preserve">② DDの過程において、主要仕入先との取引条件および店舗賃貸借契約に関する資料をご開示いただきたく存じます。</w:t>
+      </w:r>
+    </w:p>
+    <w:p>
+      <w:pPr>
+        <w:spacing w:after="80" w:line="300"/>
+        <w:ind w:left="440" w:hanging="280"/>
+      </w:pPr>
+      <w:r>
+        <w:rPr>
+          <w:rFonts w:ascii="Century" w:eastAsia="ＭＳ 明朝" w:hAnsi="Century"/>
+          <w:sz w:val="21"/>
+          <w:szCs w:val="21"/>
+        </w:rPr>
+        <w:t xml:space="preserve">③ 岸田氏との面談の機会を頂戴できますと幸いです。ご関与の形態および後継者に関するお考えを直接伺いたく存じます。</w:t>
+      </w:r>
+    </w:p>
+    <w:p>
+      <w:pPr>
+        <w:spacing w:after="80" w:line="300"/>
+        <w:ind w:left="440" w:hanging="280"/>
+      </w:pPr>
+      <w:r>
+        <w:rPr>
+          <w:rFonts w:ascii="Century" w:eastAsia="ＭＳ 明朝" w:hAnsi="Century"/>
+          <w:sz w:val="21"/>
+          <w:szCs w:val="21"/>
+        </w:rPr>
+        <w:t xml:space="preserve">④ 当社がDDに進む場合には、一定期間の独占交渉権を賜りたくお願い申し上げます。当社の検討体制および費用負担に鑑み、ご高配を賜れますと幸いです。</w:t>
+      </w:r>
+    </w:p>
+    <w:p>
+      <w:pPr>
+        <w:spacing w:after="100" w:before="200" w:line="300"/>
+      </w:pPr>
+      <w:r>
+        <w:rPr>
+          <w:rFonts w:ascii="Arial" w:eastAsia="ＭＳ ゴシック" w:hAnsi="Arial"/>
+          <w:b/>
+          <w:bCs/>
+          <w:sz w:val="21"/>
+          <w:szCs w:val="21"/>
+        </w:rPr>
+        <w:t xml:space="preserve">(4) 本書の位置づけ</w:t>
       </w:r>
     </w:p>
     <w:p>
@@ -5916,6 +6389,19 @@
           <w:szCs w:val="20"/>
         </w:rPr>
         <w:t xml:space="preserve">別紙2　譲受価額の算定に関する分析資料</w:t>
+      </w:r>
+    </w:p>
+    <w:p>
+      <w:pPr>
+        <w:spacing w:after="120" w:before="0" w:line="300"/>
+      </w:pPr>
+      <w:r>
+        <w:rPr>
+          <w:rFonts w:ascii="Century" w:eastAsia="ＭＳ 明朝" w:hAnsi="Century"/>
+          <w:sz w:val="20"/>
+          <w:szCs w:val="20"/>
+        </w:rPr>
+        <w:t xml:space="preserve">別紙3　株式会社アピシウスの承継実績</w:t>
       </w:r>
     </w:p>
     <w:sectPr>

--- a/M&A/カンテサンス/意向表明書_カンテサンス_ドラフト.docx
+++ b/M&A/カンテサンス/意向表明書_カンテサンス_ドラフト.docx
@@ -639,7 +639,7 @@
                 <w:sz w:val="20"/>
                 <w:szCs w:val="20"/>
               </w:rPr>
-              <w:t xml:space="preserve">株式会社アピシウス（2024年6月取得）。東京・有楽町にて高級フレンチレストランを運営。詳細は本書13項をご参照ください。</w:t>
+              <w:t xml:space="preserve">株式会社アピシウス（2024年6月取得）。東京・銀座にて、創業40年を超えるグランメゾンを運営。詳細は本書13項をご参照ください。</w:t>
             </w:r>
           </w:p>
         </w:tc>
@@ -986,7 +986,7 @@
           <w:sz w:val="21"/>
           <w:szCs w:val="21"/>
         </w:rPr>
-        <w:t xml:space="preserve">① 後継料理長の招聘：当社は、ティエリー・マルクス氏（2027年4月開業予定のレストラン事業において協業）およびフランス本国のシェフネットワークを有しております。本ご案内および初期開示資料において、後継シェフの招聘が本件の重要な論点とされていることを踏まえ、当社はこの課題に対して具体的な解を提供できる買主であると考えております。加えて、当社は株式会社アピシウスにおいて高級レストランの運営を現に行っており、料理人の方々のネットワークを実務として有しております。</w:t>
+        <w:t xml:space="preserve">① 後継料理長の招聘：当社は、ティエリー・マルクス氏（2027年4月開業予定のレストラン事業において協業）およびフランス本国のシェフネットワークを有しております。本ご案内および初期開示資料において、後継シェフの招聘が本件の重要な論点とされていることを踏まえ、当社はこの課題に対して具体的な解を提供できる買主であると考えております。加えて、当社は株式会社アピシウスにおいてグランメゾンの運営を現に行っており、料理人の方々のネットワークを実務として有しております。</w:t>
       </w:r>
     </w:p>
     <w:p>
@@ -1134,7 +1134,7 @@
           <w:sz w:val="21"/>
           <w:szCs w:val="21"/>
         </w:rPr>
-        <w:t xml:space="preserve">当社は、2024年6月に取得した株式会社アピシウスにおいて、高級レストランの承継を実際に経験しております。そこで得た最も重要な教訓は、店の価値を支えているのは人と長年積み重ねられた運営であり、外部から急いで手を入れるべきではないということです。</w:t>
+        <w:t xml:space="preserve">当社は、2024年6月に取得した株式会社アピシウスにおいて、グランメゾンの承継を実際に経験しております。そこで得た最も重要な教訓は、店の価値を支えているのは人と長年積み重ねられた運営であり、外部から急いで手を入れるべきではないということです。</w:t>
       </w:r>
     </w:p>
     <w:p>
@@ -5826,7 +5826,7 @@
           <w:sz w:val="21"/>
           <w:szCs w:val="21"/>
         </w:rPr>
-        <w:t xml:space="preserve">当社は、2024年6月に、東京・有楽町の高級フレンチレストランを運営する株式会社アピシウスを取得いたしました。同社は創業から40年を超える老舗でしたが、39年間にわたり赤字が続き、40年目にようやく黒字化したという状況にございました。</w:t>
+        <w:t xml:space="preserve">当社は、2024年6月に、東京・銀座で創業40年を超えるグランメゾンを運営する株式会社アピシウスを取得いたしました。同社は39年間にわたり赤字が続き、40年目にようやく黒字化したという状況にございました。</w:t>
       </w:r>
     </w:p>
     <w:p>
@@ -5944,7 +5944,7 @@
                 <w:sz w:val="20"/>
                 <w:szCs w:val="20"/>
               </w:rPr>
-              <w:t xml:space="preserve">利益</w:t>
+              <w:t xml:space="preserve">営業利益</w:t>
             </w:r>
           </w:p>
         </w:tc>
@@ -6164,7 +6164,7 @@
           <w:sz w:val="21"/>
           <w:szCs w:val="21"/>
         </w:rPr>
-        <w:t xml:space="preserve">当社がこの実績を通じて申し上げたいのは、収益改善の手法ではございません。「高級レストランは、引き継いでも壊れない」ということです。</w:t>
+        <w:t xml:space="preserve">当社がこの実績を通じて申し上げたいのは、収益改善の手法ではございません。「グランメゾンは、引き継いでも壊れない」ということです。</w:t>
       </w:r>
     </w:p>
     <w:p>
@@ -6190,7 +6190,7 @@
           <w:sz w:val="21"/>
           <w:szCs w:val="21"/>
         </w:rPr>
-        <w:t xml:space="preserve">なお、対象会社は既に高い収益性を実現されており、当社が申し上げているのは再建ではございません。必要なのは承継であり、当社は、高級レストランを実際に承継した経験を有する買主として本件に臨んでおります。</w:t>
+        <w:t xml:space="preserve">なお、対象会社は既に高い収益性を実現されており、当社が申し上げているのは再建ではございません。必要なのは承継であり、当社は、グランメゾンを実際に承継した経験を有する買主として本件に臨んでおります。</w:t>
       </w:r>
     </w:p>
     <w:p>

--- a/M&A/カンテサンス/意向表明書_カンテサンス_ドラフト.docx
+++ b/M&A/カンテサンス/意向表明書_カンテサンス_ドラフト.docx
@@ -1786,7 +1786,7 @@
                 <w:sz w:val="20"/>
                 <w:szCs w:val="20"/>
               </w:rPr>
-              <w:t xml:space="preserve">株式会社WineBank、または同社が本件のために設立する完全子会社（買収目的会社）。金融機関との協議の結果によっては、買収目的会社が株式を取得したうえで対象会社と合併する形態を採る可能性がございます。いずれの場合も、実質的な取得主体および責任主体は当社です。</w:t>
+              <w:t xml:space="preserve">当社が本件のために設立する買収目的会社（SPC）。SPCが対象会社の全株式を取得し、クロージング後にSPCと対象会社を合併することを想定しております。SPCの株主は、当社代表取締役 中野邦人および本件の投資家です。実質的な取得主体および責任主体は当社です。</w:t>
             </w:r>
           </w:p>
         </w:tc>
@@ -2009,7 +2009,7 @@
                 <w:sz w:val="20"/>
                 <w:szCs w:val="20"/>
               </w:rPr>
-              <w:t xml:space="preserve">53億0,000万円</w:t>
+              <w:t xml:space="preserve">55億0,000万円</w:t>
             </w:r>
           </w:p>
         </w:tc>
@@ -2045,7 +2045,7 @@
           <w:sz w:val="21"/>
           <w:szCs w:val="21"/>
         </w:rPr>
-        <w:t xml:space="preserve">対象会社は無借金かつ多額の現預金を保有されており、かつ本件のクロージング予定日（2026年11月末）は対象会社の決算期末（12月末）の直前に位置しております。このため、固定額での提示は、クロージング日までに対象会社が稼得される利益の帰属について、売主・買主双方に不要な争点を生じさせるおそれがあると考えております。</w:t>
+        <w:t xml:space="preserve">対象会社は無借金かつ多額の現預金を保有されており、かつ本件のクロージング予定日（2026年12月末）は対象会社の決算期末と重なります。このため、固定額での提示は、クロージング日までに対象会社が稼得される利益の帰属について、売主・買主双方に不要な争点を生じさせるおそれがあると考えております。</w:t>
       </w:r>
     </w:p>
     <w:p>
@@ -2137,7 +2137,7 @@
           <w:sz w:val="21"/>
           <w:szCs w:val="21"/>
         </w:rPr>
-        <w:t xml:space="preserve">2026年11月末をクロージング日とした場合の想定ネットキャッシュは約22億2,000万円であり、株式価値は約50億0,000万円となります。仮にクロージングが2026年12月末となる場合には、想定ネットキャッシュは約22億4,000万円、株式価値は約50億2,000万円となります。すなわち本方式は、クロージングが後ろ倒しとなる場合に売主の皆様が不利益を被らない設計となっております。</w:t>
+        <w:t xml:space="preserve">貴社と合意しております2026年12月末をクロージング日とした場合、同日時点の想定ネットキャッシュは約22億4,000万円であり、株式価値は約50億2,000万円となります。仮にクロージングが後ろ倒しとなる場合には、その間に対象会社が稼得された利益がそのまま株式価値に加算されます。すなわち本方式は、期日が動いた場合にも売主の皆様が不利益を被らない設計となっております。</w:t>
       </w:r>
     </w:p>
     <w:p>
@@ -2152,7 +2152,7 @@
           <w:sz w:val="21"/>
           <w:szCs w:val="21"/>
         </w:rPr>
-        <w:t xml:space="preserve">(2) 上限価額（53億円）までの追加評価要素</w:t>
+        <w:t xml:space="preserve">(2) 上限価額（55億円）までの追加評価要素</w:t>
       </w:r>
     </w:p>
     <w:p>
@@ -2165,7 +2165,7 @@
           <w:sz w:val="21"/>
           <w:szCs w:val="21"/>
         </w:rPr>
-        <w:t xml:space="preserve">下限価額50億円に対し、次の各事項がDDまたは最終契約交渉において確認された場合、当社は最大3億円の追加評価を行う用意がございます。</w:t>
+        <w:t xml:space="preserve">下限価額50億円に対し、次の各事項がDDまたは最終契約交渉において確認された場合、当社は最大5億円の追加評価を行う用意がございます。</w:t>
       </w:r>
     </w:p>
     <w:p>
@@ -3453,7 +3453,7 @@
                 <w:sz w:val="20"/>
                 <w:szCs w:val="20"/>
               </w:rPr>
-              <w:t xml:space="preserve">20億円</w:t>
+              <w:t xml:space="preserve">36億4,000万円</w:t>
             </w:r>
           </w:p>
         </w:tc>
@@ -3478,7 +3478,7 @@
                 <w:sz w:val="20"/>
                 <w:szCs w:val="20"/>
               </w:rPr>
-              <w:t xml:space="preserve">買収ファイナンス。タームローンA 14億円（元金均等・7年）およびタームローンB 6億円（期限一括）を想定。初年度のDSCRは1.35倍を確保する設計です。</w:t>
+              <w:t xml:space="preserve">タームローン20億円（タームローンA 14億円は元金均等7年、タームローンB 6億円は期限一括）および、クロージング時の資金繰りに充てるブリッジローン16億4,000万円。初年度のDSCRは1.35倍を確保する設計です。</w:t>
             </w:r>
           </w:p>
         </w:tc>
@@ -3508,7 +3508,7 @@
                 <w:sz w:val="20"/>
                 <w:szCs w:val="20"/>
               </w:rPr>
-              <w:t xml:space="preserve">対象会社保有現預金</w:t>
+              <w:t xml:space="preserve">投資家の出資</w:t>
             </w:r>
           </w:p>
         </w:tc>
@@ -3533,7 +3533,7 @@
                 <w:sz w:val="20"/>
                 <w:szCs w:val="20"/>
               </w:rPr>
-              <w:t xml:space="preserve">11億円程度</w:t>
+              <w:t xml:space="preserve">10億円</w:t>
             </w:r>
           </w:p>
         </w:tc>
@@ -3558,7 +3558,7 @@
                 <w:sz w:val="20"/>
                 <w:szCs w:val="20"/>
               </w:rPr>
-              <w:t xml:space="preserve">取得後、運転資金として6億円以上を留保したうえでの活用を想定しております。</w:t>
+              <w:t xml:space="preserve">本件のために出資を確約いただいている投資家からの払込みです。</w:t>
             </w:r>
           </w:p>
         </w:tc>
@@ -3588,7 +3588,7 @@
                 <w:sz w:val="20"/>
                 <w:szCs w:val="20"/>
               </w:rPr>
-              <w:t xml:space="preserve">自己資金・増資</w:t>
+              <w:t xml:space="preserve">当社の拠出</w:t>
             </w:r>
           </w:p>
         </w:tc>
@@ -3613,7 +3613,7 @@
                 <w:sz w:val="20"/>
                 <w:szCs w:val="20"/>
               </w:rPr>
-              <w:t xml:space="preserve">19億円程度</w:t>
+              <w:t xml:space="preserve">5億1,000万円</w:t>
             </w:r>
           </w:p>
         </w:tc>
@@ -3639,6 +3639,88 @@
                 <w:szCs w:val="20"/>
               </w:rPr>
               <w:t xml:space="preserve">当社の自己資金および当社に対する第三者割当増資により調達いたします。</w:t>
+            </w:r>
+          </w:p>
+        </w:tc>
+      </w:tr>
+      <w:tr>
+        <w:trPr>
+          <w:cantSplit/>
+        </w:trPr>
+        <w:tc>
+          <w:tcPr>
+            <w:tcW w:type="dxa" w:w="3000"/>
+            <w:tcMar>
+              <w:top w:type="dxa" w:w="70"/>
+              <w:left w:type="dxa" w:w="110"/>
+              <w:bottom w:type="dxa" w:w="70"/>
+              <w:right w:type="dxa" w:w="110"/>
+            </w:tcMar>
+          </w:tcPr>
+          <w:p>
+            <w:pPr>
+              <w:spacing w:after="0" w:line="280"/>
+              <w:jc w:val="left"/>
+            </w:pPr>
+            <w:r>
+              <w:rPr>
+                <w:rFonts w:ascii="Century" w:eastAsia="ＭＳ 明朝" w:hAnsi="Century"/>
+                <w:b/>
+                <w:bCs/>
+                <w:sz w:val="20"/>
+                <w:szCs w:val="20"/>
+              </w:rPr>
+              <w:t xml:space="preserve">（上限価額の場合）追加投資家の出資</w:t>
+            </w:r>
+          </w:p>
+        </w:tc>
+        <w:tc>
+          <w:tcPr>
+            <w:tcW w:type="dxa" w:w="2200"/>
+            <w:tcMar>
+              <w:top w:type="dxa" w:w="70"/>
+              <w:left w:type="dxa" w:w="110"/>
+              <w:bottom w:type="dxa" w:w="70"/>
+              <w:right w:type="dxa" w:w="110"/>
+            </w:tcMar>
+          </w:tcPr>
+          <w:p>
+            <w:pPr>
+              <w:spacing w:after="0" w:line="280"/>
+              <w:jc w:val="right"/>
+            </w:pPr>
+            <w:r>
+              <w:rPr>
+                <w:rFonts w:ascii="Century" w:eastAsia="ＭＳ 明朝" w:hAnsi="Century"/>
+                <w:sz w:val="20"/>
+                <w:szCs w:val="20"/>
+              </w:rPr>
+              <w:t xml:space="preserve">5億円</w:t>
+            </w:r>
+          </w:p>
+        </w:tc>
+        <w:tc>
+          <w:tcPr>
+            <w:tcW w:type="dxa" w:w="4000"/>
+            <w:tcMar>
+              <w:top w:type="dxa" w:w="70"/>
+              <w:left w:type="dxa" w:w="110"/>
+              <w:bottom w:type="dxa" w:w="70"/>
+              <w:right w:type="dxa" w:w="110"/>
+            </w:tcMar>
+          </w:tcPr>
+          <w:p>
+            <w:pPr>
+              <w:spacing w:after="0" w:line="280"/>
+              <w:jc w:val="left"/>
+            </w:pPr>
+            <w:r>
+              <w:rPr>
+                <w:rFonts w:ascii="Century" w:eastAsia="ＭＳ 明朝" w:hAnsi="Century"/>
+                <w:sz w:val="20"/>
+                <w:szCs w:val="20"/>
+              </w:rPr>
+              <w:t xml:space="preserve">譲受価額が55億円となる場合、差額は第三者割当増資により、投資家と同一の条件で追加の投資家から調達いたします。借入額および取得後の財務は変わりません。</w:t>
             </w:r>
           </w:p>
         </w:tc>
@@ -3651,7 +3733,7 @@
     </w:p>
     <w:p>
       <w:pPr>
-        <w:spacing w:after="160" w:before="0" w:line="300"/>
+        <w:spacing w:after="120" w:before="0" w:line="300"/>
       </w:pPr>
       <w:r>
         <w:rPr>
@@ -3661,6 +3743,19 @@
           <w:szCs w:val="19"/>
         </w:rPr>
         <w:t xml:space="preserve">※　上記のほか、DD費用、アドバイザリー費用、登記費用等の取得関連費用（1億5,000万円程度を見込んでおります）につきましては、当社の自己資金にて負担いたします。</w:t>
+      </w:r>
+    </w:p>
+    <w:p>
+      <w:pPr>
+        <w:spacing w:after="160" w:before="0" w:line="300"/>
+      </w:pPr>
+      <w:r>
+        <w:rPr>
+          <w:rFonts w:ascii="Century" w:eastAsia="ＭＳ 明朝" w:hAnsi="Century"/>
+          <w:sz w:val="21"/>
+          <w:szCs w:val="21"/>
+        </w:rPr>
+        <w:t xml:space="preserve">ブリッジローンにつきましては、クロージング後にSPCと対象会社を合併したうえで、対象会社が保有する余剰現預金をもって速やかに全額を返済いたします。その際、対象会社には運転資金および仕入先各位との信用維持のため、常時6億円以上の現預金を留保いたします。譲受代金は、クロージング時に全額を一括してお支払いいたします。</w:t>
       </w:r>
     </w:p>
     <w:p>
@@ -3898,7 +3993,21 @@
           <w:sz w:val="21"/>
           <w:szCs w:val="21"/>
         </w:rPr>
-        <w:t xml:space="preserve">⑩ 法令上必要となる許認可の承継または再取得、および必要な届出が完了すること。</w:t>
+        <w:t xml:space="preserve">⑩ 本件の投資家による出資が予定どおり実行されること。</w:t>
+      </w:r>
+    </w:p>
+    <w:p>
+      <w:pPr>
+        <w:spacing w:after="80" w:line="300"/>
+        <w:ind w:left="440" w:hanging="280"/>
+      </w:pPr>
+      <w:r>
+        <w:rPr>
+          <w:rFonts w:ascii="Century" w:eastAsia="ＭＳ 明朝" w:hAnsi="Century"/>
+          <w:sz w:val="21"/>
+          <w:szCs w:val="21"/>
+        </w:rPr>
+        <w:t xml:space="preserve">⑪ 法令上必要となる許認可の承継または再取得、および必要な届出が完了すること。</w:t>
       </w:r>
     </w:p>
     <w:p>
@@ -3929,7 +4038,7 @@
           <w:sz w:val="21"/>
           <w:szCs w:val="21"/>
         </w:rPr>
-        <w:t xml:space="preserve">本ご案内Ⅰに示された想定スケジュールに沿って進めることが可能です。当社が想定するプロセスは次のとおりです。</w:t>
+        <w:t xml:space="preserve">本ご案内Ⅰに示された想定スケジュールを基礎としつつ、クロージングを2026年12月末とすることで貴社と合意しております。当社が想定するプロセスは次のとおりです。</w:t>
       </w:r>
     </w:p>
     <w:tbl>
@@ -4488,7 +4597,7 @@
                 <w:sz w:val="20"/>
                 <w:szCs w:val="20"/>
               </w:rPr>
-              <w:t xml:space="preserve">2026年11月上旬〜11月下旬</w:t>
+              <w:t xml:space="preserve">2026年11月下旬〜12月上旬</w:t>
             </w:r>
           </w:p>
         </w:tc>
@@ -4568,7 +4677,7 @@
                 <w:sz w:val="20"/>
                 <w:szCs w:val="20"/>
               </w:rPr>
-              <w:t xml:space="preserve">2026年11月下旬</w:t>
+              <w:t xml:space="preserve">2026年12月中旬</w:t>
             </w:r>
           </w:p>
         </w:tc>
@@ -4648,7 +4757,7 @@
                 <w:sz w:val="20"/>
                 <w:szCs w:val="20"/>
               </w:rPr>
-              <w:t xml:space="preserve">2026年11月末</w:t>
+              <w:t xml:space="preserve">2026年12月末</w:t>
             </w:r>
           </w:p>
         </w:tc>
@@ -4673,7 +4782,7 @@
                 <w:sz w:val="20"/>
                 <w:szCs w:val="20"/>
               </w:rPr>
-              <w:t xml:space="preserve">―</w:t>
+              <w:t xml:space="preserve">貴社と合意しております。</w:t>
             </w:r>
           </w:p>
         </w:tc>
@@ -4884,7 +4993,7 @@
           <w:sz w:val="21"/>
           <w:szCs w:val="21"/>
         </w:rPr>
-        <w:t xml:space="preserve">① DD結果を踏まえた最終契約の締結について、当社取締役会の決議を要します（2026年11月下旬を予定）。</w:t>
+        <w:t xml:space="preserve">① DD結果を踏まえた最終契約の締結について、当社取締役会の決議を要します（2026年12月中旬を予定）。</w:t>
       </w:r>
     </w:p>
     <w:p>
@@ -6348,12 +6457,14 @@
     </w:p>
     <w:p>
       <w:pPr>
+        <w:keepNext/>
         <w:spacing w:after="60"/>
       </w:pPr>
     </w:p>
     <w:p>
       <w:pPr>
-        <w:spacing w:after="160" w:before="0" w:line="300"/>
+        <w:keepNext/>
+        <w:spacing w:after="160" w:line="300"/>
         <w:jc w:val="right"/>
       </w:pPr>
       <w:r>
@@ -6367,7 +6478,8 @@
     </w:p>
     <w:p>
       <w:pPr>
-        <w:spacing w:after="120" w:before="0" w:line="300"/>
+        <w:keepNext/>
+        <w:spacing w:after="120" w:line="300"/>
       </w:pPr>
       <w:r>
         <w:rPr>
@@ -6380,7 +6492,8 @@
     </w:p>
     <w:p>
       <w:pPr>
-        <w:spacing w:after="120" w:before="0" w:line="300"/>
+        <w:keepNext/>
+        <w:spacing w:after="120" w:line="300"/>
       </w:pPr>
       <w:r>
         <w:rPr>
@@ -6393,7 +6506,8 @@
     </w:p>
     <w:p>
       <w:pPr>
-        <w:spacing w:after="120" w:before="0" w:line="300"/>
+        <w:keepNext w:val="false"/>
+        <w:spacing w:after="120" w:line="300"/>
       </w:pPr>
       <w:r>
         <w:rPr>
